--- a/PROPOSAL/Riona Project Proposal.docx
+++ b/PROPOSAL/Riona Project Proposal.docx
@@ -138,7 +138,10 @@
           <w:p/>
           <w:p>
             <w:r>
-              <w:t xml:space="preserve">The physical device will feature a </w:t>
+              <w:t>The physical device will feature a</w:t>
+            </w:r>
+            <w:r>
+              <w:t xml:space="preserve"> microcontroller with a </w:t>
             </w:r>
             <w:proofErr w:type="gramStart"/>
             <w:r>
@@ -146,7 +149,19 @@
             </w:r>
             <w:proofErr w:type="gramEnd"/>
             <w:r>
-              <w:t xml:space="preserve"> LCD screen, three buttons, a vibration motor, and a battery, all fit into pocket-sized 3D printed case. I plan for this to be something that you carry around during the day, taking care of your pet while they keep you company unobtrusively, only vibrating for attention with the option to turn this off. </w:t>
+              <w:t xml:space="preserve"> LCD screen</w:t>
+            </w:r>
+            <w:r>
+              <w:t xml:space="preserve"> and USB connector</w:t>
+            </w:r>
+            <w:r>
+              <w:t>, three buttons, a vibration motor, and a battery, all fit into pocket-sized 3D printed case</w:t>
+            </w:r>
+            <w:r>
+              <w:t xml:space="preserve"> modelled in (most likely) SolidWorks</w:t>
+            </w:r>
+            <w:r>
+              <w:t xml:space="preserve">. I plan for this to be something that you carry around during the day, taking care of your pet while they keep you company unobtrusively, only vibrating for attention with the option to turn this off. </w:t>
             </w:r>
             <w:proofErr w:type="gramStart"/>
             <w:r>
@@ -164,6 +179,20 @@
             </w:r>
             <w:r>
               <w:t>“transfer the pet from the device to your computer” where the user may play, take care of, and interact with their pet in more ways with more depth.</w:t>
+            </w:r>
+          </w:p>
+          <w:p/>
+          <w:p>
+            <w:r>
+              <w:t xml:space="preserve">The code for the microcontroller will be developed with Arduino. I would like to implement as many features as I can into the device but because of its RAM, I may be limited in some </w:t>
+            </w:r>
+            <w:proofErr w:type="gramStart"/>
+            <w:r>
+              <w:t>aspects</w:t>
+            </w:r>
+            <w:proofErr w:type="gramEnd"/>
+            <w:r>
+              <w:t xml:space="preserve"> and need to spend a lot of time optimising and leave a lot of the more intense features for the website counterpart.</w:t>
             </w:r>
           </w:p>
           <w:p/>
@@ -224,7 +253,11 @@
               <w:t xml:space="preserve"> the idea of making a tangible device that people can interact </w:t>
             </w:r>
             <w:r>
-              <w:t>with. I have only ever created digital programs for projects like this before and just the idea of having a physical item that people can hold and see what I have created sounds so fulfilling and interesting, and I welcome the challenge.</w:t>
+              <w:t xml:space="preserve">with. I have only ever created digital programs for </w:t>
+            </w:r>
+            <w:r>
+              <w:lastRenderedPageBreak/>
+              <w:t>projects like this before and just the idea of having a physical item that people can hold and see what I have created sounds so fulfilling and interesting, and I welcome the challenge.</w:t>
             </w:r>
             <w:r>
               <w:t xml:space="preserve"> </w:t>
@@ -233,11 +266,7 @@
           <w:p/>
           <w:p>
             <w:r>
-              <w:t xml:space="preserve">I had this idea over summer and have not been able to stop thinking about it since, and I know I will not be able to stop </w:t>
-            </w:r>
-            <w:r>
-              <w:lastRenderedPageBreak/>
-              <w:t>thinking about it until it is brought to fruition.</w:t>
+              <w:t>I had this idea over summer and have not been able to stop thinking about it since, and I know I will not be able to stop thinking about it until it is brought to fruition.</w:t>
             </w:r>
             <w:r>
               <w:t xml:space="preserve"> I feel like I have enough experience and drive to complete this fully even though I will need to learn new skills while doing it.</w:t>
@@ -799,6 +828,7 @@
                 <w:iCs/>
                 <w:lang w:val="en-IE"/>
               </w:rPr>
+              <w:lastRenderedPageBreak/>
               <w:t>tamagotchi</w:t>
             </w:r>
             <w:proofErr w:type="spellEnd"/>
@@ -885,16 +915,7 @@
                 <w:iCs/>
                 <w:lang w:val="en-IE"/>
               </w:rPr>
-              <w:t xml:space="preserve"> ki </w:t>
-            </w:r>
-            <w:r>
-              <w:rPr>
-                <w:i/>
-                <w:iCs/>
-                <w:lang w:val="en-IE"/>
-              </w:rPr>
-              <w:lastRenderedPageBreak/>
-              <w:t xml:space="preserve">and the Medieval Illustration of </w:t>
+              <w:t xml:space="preserve"> ki and the Medieval Illustration of </w:t>
             </w:r>
             <w:proofErr w:type="spellStart"/>
             <w:r>
@@ -1157,10 +1178,7 @@
               </w:numPr>
             </w:pPr>
             <w:r>
-              <w:t>3D Printer</w:t>
-            </w:r>
-            <w:r>
-              <w:t xml:space="preserve"> + Filament</w:t>
+              <w:t>3D Printer + Filament</w:t>
             </w:r>
           </w:p>
           <w:p>
@@ -1295,13 +1313,8 @@
                 <w:numId w:val="2"/>
               </w:numPr>
             </w:pPr>
-            <w:proofErr w:type="spellStart"/>
-            <w:r>
-              <w:t>Espressif</w:t>
-            </w:r>
-            <w:proofErr w:type="spellEnd"/>
-            <w:r>
-              <w:t xml:space="preserve"> IDE</w:t>
+            <w:r>
+              <w:t>Visual Studio</w:t>
             </w:r>
           </w:p>
           <w:p>
@@ -1313,8 +1326,22 @@
               </w:numPr>
             </w:pPr>
             <w:r>
-              <w:t>Visual Studio</w:t>
-            </w:r>
+              <w:t>SolidWorks</w:t>
+            </w:r>
+          </w:p>
+          <w:p>
+            <w:pPr>
+              <w:pStyle w:val="ListParagraph"/>
+              <w:numPr>
+                <w:ilvl w:val="0"/>
+                <w:numId w:val="2"/>
+              </w:numPr>
+            </w:pPr>
+            <w:proofErr w:type="spellStart"/>
+            <w:r>
+              <w:t>OrcaSlicer</w:t>
+            </w:r>
+            <w:proofErr w:type="spellEnd"/>
           </w:p>
           <w:p/>
         </w:tc>
@@ -2456,6 +2483,7 @@
   <w:style w:type="character" w:default="1" w:styleId="DefaultParagraphFont">
     <w:name w:val="Default Paragraph Font"/>
     <w:uiPriority w:val="1"/>
+    <w:semiHidden/>
     <w:unhideWhenUsed/>
   </w:style>
   <w:style w:type="table" w:default="1" w:styleId="TableNormal">
